--- a/analysis/figures/Nicolina-Perfect Competition Memo and Reflection.docx
+++ b/analysis/figures/Nicolina-Perfect Competition Memo and Reflection.docx
@@ -15,8 +15,163 @@
           <w:sz w:val="30"/>
           <w:szCs w:val="30"/>
         </w:rPr>
-        <w:t>Memo</w:t>
+        <w:t xml:space="preserve">Memo to Farm Owner</w:t>
       </w:r>
+    </w:p>
+    <w:p>
+      <w:pPr>
+        <w:spacing w:after="160" w:line="276" w:lineRule="auto"/>
+        <w:rPr>
+          <w:rFonts w:ascii="Georgia" w:eastAsia="Georgia" w:hAnsi="Georgia" w:cs="Georgia"/>
+          <w:sz w:val="21"/>
+          <w:szCs w:val="21"/>
+        </w:rPr>
+      </w:pPr>
+      <w:r>
+        <w:rPr>
+          <w:rFonts w:ascii="Georgia" w:eastAsia="Georgia" w:hAnsi="Georgia" w:cs="Georgia"/>
+          <w:sz w:val="21"/>
+          <w:szCs w:val="21"/>
+        </w:rPr>
+        <w:t xml:space="preserve">Recommendation: plant 10 beds of tomatoes, 19 of carrots, and 28 of mesclun </w:t>
+      </w:r>
+    </w:p>
+    <w:p>
+      <w:pPr>
+        <w:spacing w:after="160" w:line="276" w:lineRule="auto"/>
+        <w:rPr>
+          <w:rFonts w:ascii="Georgia" w:eastAsia="Georgia" w:hAnsi="Georgia" w:cs="Georgia"/>
+          <w:sz w:val="21"/>
+          <w:szCs w:val="21"/>
+        </w:rPr>
+      </w:pPr>
+      <w:r>
+        <w:rPr>
+          <w:rFonts w:ascii="Georgia" w:eastAsia="Georgia" w:hAnsi="Georgia" w:cs="Georgia"/>
+          <w:sz w:val="21"/>
+          <w:szCs w:val="21"/>
+        </w:rPr>
+        <w:t xml:space="preserve">That uses 57 of the 64 beds </w:t>
+      </w:r>
+    </w:p>
+    <w:p>
+      <w:pPr>
+        <w:spacing w:after="160" w:line="276" w:lineRule="auto"/>
+        <w:rPr>
+          <w:rFonts w:ascii="Georgia" w:eastAsia="Georgia" w:hAnsi="Georgia" w:cs="Georgia"/>
+          <w:sz w:val="21"/>
+          <w:szCs w:val="21"/>
+        </w:rPr>
+      </w:pPr>
+      <w:r>
+        <w:rPr>
+          <w:rFonts w:ascii="Georgia" w:eastAsia="Georgia" w:hAnsi="Georgia" w:cs="Georgia"/>
+          <w:sz w:val="21"/>
+          <w:szCs w:val="21"/>
+        </w:rPr>
+        <w:t xml:space="preserve">3 temporary workers </w:t>
+      </w:r>
+    </w:p>
+    <w:p>
+      <w:pPr>
+        <w:spacing w:after="160" w:line="276" w:lineRule="auto"/>
+        <w:rPr>
+          <w:rFonts w:ascii="Georgia" w:eastAsia="Georgia" w:hAnsi="Georgia" w:cs="Georgia"/>
+          <w:sz w:val="21"/>
+          <w:szCs w:val="21"/>
+        </w:rPr>
+      </w:pPr>
+      <w:r>
+        <w:rPr>
+          <w:rFonts w:ascii="Georgia" w:eastAsia="Georgia" w:hAnsi="Georgia" w:cs="Georgia"/>
+          <w:sz w:val="21"/>
+          <w:szCs w:val="21"/>
+        </w:rPr>
+        <w:t xml:space="preserve">Profit of $16,586. </w:t>
+      </w:r>
+    </w:p>
+    <w:p>
+      <w:pPr>
+        <w:spacing w:after="160" w:line="276" w:lineRule="auto"/>
+      </w:pPr>
+      <w:r>
+        <w:rPr>
+          <w:rFonts w:ascii="Georgia" w:eastAsia="Georgia" w:hAnsi="Georgia" w:cs="Georgia"/>
+          <w:sz w:val="21"/>
+          <w:szCs w:val="21"/>
+        </w:rPr>
+        <w:t xml:space="preserve">Tomatoes stop at 10: on the 10th bed ($8,249 marginal cost against an $8,800 price), but the 11th would cost $9,391 to grow, so growing it would lose money even though tomatoes are the highest-priced crop </w:t>
+      </w:r>
+    </w:p>
+    <w:p>
+      <w:pPr>
+        <w:spacing w:after="160" w:line="276" w:lineRule="auto"/>
+        <w:rPr>
+          <w:rFonts w:ascii="Georgia" w:eastAsia="Georgia" w:hAnsi="Georgia" w:cs="Georgia"/>
+          <w:sz w:val="21"/>
+          <w:szCs w:val="21"/>
+        </w:rPr>
+      </w:pPr>
+      <w:r>
+        <w:rPr>
+          <w:rFonts w:ascii="Georgia" w:eastAsia="Georgia" w:hAnsi="Georgia" w:cs="Georgia"/>
+          <w:sz w:val="21"/>
+          <w:szCs w:val="21"/>
+        </w:rPr>
+        <w:t xml:space="preserve">Carrots and mesclun both spot before  20- and 30-bed caps. At bed 20, carrots would still make money by about $353. At bed 30, mesclun profits about $246. If more growing space becomes available, I would add more carrots.  You don’t need to worry about a fourth worker constraining this plan; both </w:t>
+      </w:r>
+    </w:p>
+    <w:p>
+      <w:pPr>
+        <w:spacing w:after="160" w:line="276" w:lineRule="auto"/>
+        <w:rPr>
+          <w:rFonts w:ascii="Georgia" w:eastAsia="Georgia" w:hAnsi="Georgia" w:cs="Georgia"/>
+          <w:sz w:val="21"/>
+          <w:szCs w:val="21"/>
+        </w:rPr>
+      </w:pPr>
+      <w:r>
+        <w:rPr>
+          <w:rFonts w:ascii="Georgia" w:eastAsia="Georgia" w:hAnsi="Georgia" w:cs="Georgia"/>
+          <w:sz w:val="21"/>
+          <w:szCs w:val="21"/>
+        </w:rPr>
+        <w:t xml:space="preserve">AI Says: If labor is available at $17.36, the better plan pushes carrots and mesclun all the way to caps (60 beds). But labor is not actually hired that way — it comes in whole 1,440-hour blocks — and going to 60 beds would mean paying for a fourth worker’s largely idle time. That is why the recommendation above holds at 57 beds rather than 60: it is the plan that wins once real hiring lumps are priced in, not the smooth-labor ideal. If flexible or part-time labor becomes available, this recommendation should be revisited.</w:t>
+      </w:r>
+    </w:p>
+    <w:p>
+      <w:pPr>
+        <w:spacing w:after="160" w:line="276" w:lineRule="auto"/>
+        <w:rPr>
+          <w:rFonts w:ascii="Georgia" w:eastAsia="Georgia" w:hAnsi="Georgia" w:cs="Georgia"/>
+          <w:sz w:val="21"/>
+          <w:szCs w:val="21"/>
+        </w:rPr>
+      </w:pPr>
+      <w:r>
+        <w:rPr>
+          <w:rFonts w:ascii="Georgia" w:eastAsia="Georgia" w:hAnsi="Georgia" w:cs="Georgia"/>
+          <w:sz w:val="21"/>
+          <w:szCs w:val="21"/>
+        </w:rPr>
+        <w:t xml:space="preserve">AI Says — filling in why the split isn’t one story: tomatoes stop at 10 on diminishing returns alone, bed 11’s own marginal cost ($9,391) already exceeds its $8,800 price, no labor-hiring nuance needed. Carrots and mesclun are different: at 19 and 28 beds, the farm has already used 5,029 of the 5,040 hours the farmer and her 3 temp workers provide together, about 10 hours of slack. Priced smoothly, carrot bed 20 would still earn about $406 on its own, and mesclun bed 29 about $313. But taking any one of them pushes total hours past 5,040 and forces hiring a whole fourth worker ($25,000 for 1,440 hours) to cover it, which is why adding any single one of these three beds actually lowers total profit (tomato bed 11: −$17,080; carrot bed 20: −$23,346; mesclun bed 29: −$23,180), even though carrots and mesclun look profitable bed-by-bed in isolation. The farm isn’t out of hireable labor, a fourth worker is allowed; it’s that the next available block of labor costs more than what’s left to grow can earn.</w:t>
+      </w:r>
+    </w:p>
+    <w:p>
+      <w:pPr>
+        <w:spacing w:after="160" w:line="276" w:lineRule="auto"/>
+        <w:rPr>
+          <w:rFonts w:ascii="Georgia" w:eastAsia="Georgia" w:hAnsi="Georgia" w:cs="Georgia"/>
+          <w:sz w:val="21"/>
+          <w:szCs w:val="21"/>
+        </w:rPr>
+      </w:pPr>
+    </w:p>
+    <w:p>
+      <w:pPr>
+        <w:spacing w:after="240"/>
+        <w:jc w:val="center"/>
+      </w:pPr>
       <w:r>
         <w:rPr>
           <w:rFonts w:ascii="Georgia" w:eastAsia="Georgia" w:hAnsi="Georgia" w:cs="Georgia"/>
@@ -25,564 +180,23 @@
           <w:sz w:val="30"/>
           <w:szCs w:val="30"/>
         </w:rPr>
-        <w:t xml:space="preserve"> to Farm Owner</w:t>
+        <w:t xml:space="preserve">Reflection </w:t>
       </w:r>
     </w:p>
     <w:p>
       <w:pPr>
-        <w:spacing w:after="160" w:line="276" w:lineRule="auto"/>
-        <w:rPr>
-          <w:rFonts w:ascii="Georgia" w:eastAsia="Georgia" w:hAnsi="Georgia" w:cs="Georgia"/>
-          <w:sz w:val="21"/>
-          <w:szCs w:val="21"/>
-        </w:rPr>
+        <w:pStyle w:val="NormalWeb"/>
       </w:pPr>
       <w:r>
-        <w:rPr>
-          <w:rFonts w:ascii="Georgia" w:eastAsia="Georgia" w:hAnsi="Georgia" w:cs="Georgia"/>
-          <w:sz w:val="21"/>
-          <w:szCs w:val="21"/>
-        </w:rPr>
-        <w:t xml:space="preserve">Recommendation: plant 10 beds of tomatoes, 19 of carrots, and 28 of mesclun </w:t>
+        <w:t xml:space="preserve">My original hypothesis (7 tomatoes / 18 carrots / 22 mesclun, 47 beds) was too conservative on every crop, only making $5,252 but way less than the 10 / 19 / 28 split.</w:t>
       </w:r>
     </w:p>
     <w:p>
       <w:pPr>
-        <w:spacing w:after="160" w:line="276" w:lineRule="auto"/>
-        <w:rPr>
-          <w:rFonts w:ascii="Georgia" w:eastAsia="Georgia" w:hAnsi="Georgia" w:cs="Georgia"/>
-          <w:sz w:val="21"/>
-          <w:szCs w:val="21"/>
-        </w:rPr>
+        <w:pStyle w:val="NormalWeb"/>
       </w:pPr>
       <w:r>
-        <w:rPr>
-          <w:rFonts w:ascii="Georgia" w:eastAsia="Georgia" w:hAnsi="Georgia" w:cs="Georgia"/>
-          <w:sz w:val="21"/>
-          <w:szCs w:val="21"/>
-        </w:rPr>
-        <w:t xml:space="preserve">That uses </w:t>
-      </w:r>
-      <w:r>
-        <w:rPr>
-          <w:rFonts w:ascii="Georgia" w:eastAsia="Georgia" w:hAnsi="Georgia" w:cs="Georgia"/>
-          <w:sz w:val="21"/>
-          <w:szCs w:val="21"/>
-        </w:rPr>
-        <w:t xml:space="preserve">57 of the 64 beds </w:t>
-      </w:r>
-    </w:p>
-    <w:p>
-      <w:pPr>
-        <w:spacing w:after="160" w:line="276" w:lineRule="auto"/>
-        <w:rPr>
-          <w:rFonts w:ascii="Georgia" w:eastAsia="Georgia" w:hAnsi="Georgia" w:cs="Georgia"/>
-          <w:sz w:val="21"/>
-          <w:szCs w:val="21"/>
-        </w:rPr>
-      </w:pPr>
-      <w:r>
-        <w:rPr>
-          <w:rFonts w:ascii="Georgia" w:eastAsia="Georgia" w:hAnsi="Georgia" w:cs="Georgia"/>
-          <w:sz w:val="21"/>
-          <w:szCs w:val="21"/>
-        </w:rPr>
-        <w:t xml:space="preserve">3 temporary workers </w:t>
-      </w:r>
-    </w:p>
-    <w:p>
-      <w:pPr>
-        <w:spacing w:after="160" w:line="276" w:lineRule="auto"/>
-        <w:rPr>
-          <w:rFonts w:ascii="Georgia" w:eastAsia="Georgia" w:hAnsi="Georgia" w:cs="Georgia"/>
-          <w:sz w:val="21"/>
-          <w:szCs w:val="21"/>
-        </w:rPr>
-      </w:pPr>
-      <w:r>
-        <w:rPr>
-          <w:rFonts w:ascii="Georgia" w:eastAsia="Georgia" w:hAnsi="Georgia" w:cs="Georgia"/>
-          <w:sz w:val="21"/>
-          <w:szCs w:val="21"/>
-        </w:rPr>
-        <w:t>P</w:t>
-      </w:r>
-      <w:r>
-        <w:rPr>
-          <w:rFonts w:ascii="Georgia" w:eastAsia="Georgia" w:hAnsi="Georgia" w:cs="Georgia"/>
-          <w:sz w:val="21"/>
-          <w:szCs w:val="21"/>
-        </w:rPr>
-        <w:t xml:space="preserve">rofit of $16,586. </w:t>
-      </w:r>
-    </w:p>
-    <w:p>
-      <w:pPr>
-        <w:spacing w:after="160" w:line="276" w:lineRule="auto"/>
-      </w:pPr>
-      <w:r>
-        <w:rPr>
-          <w:rFonts w:ascii="Georgia" w:eastAsia="Georgia" w:hAnsi="Georgia" w:cs="Georgia"/>
-          <w:sz w:val="21"/>
-          <w:szCs w:val="21"/>
-        </w:rPr>
-        <w:t>Tomatoes stop at 10</w:t>
-      </w:r>
-      <w:r>
-        <w:rPr>
-          <w:rFonts w:ascii="Georgia" w:eastAsia="Georgia" w:hAnsi="Georgia" w:cs="Georgia"/>
-          <w:sz w:val="21"/>
-          <w:szCs w:val="21"/>
-        </w:rPr>
-        <w:t xml:space="preserve">: </w:t>
-      </w:r>
-      <w:r>
-        <w:rPr>
-          <w:rFonts w:ascii="Georgia" w:eastAsia="Georgia" w:hAnsi="Georgia" w:cs="Georgia"/>
-          <w:sz w:val="21"/>
-          <w:szCs w:val="21"/>
-        </w:rPr>
-        <w:t xml:space="preserve">on the 10th bed ($8,249 marginal cost against an $8,800 price), but the 11th would cost $9,391 to grow, so growing it would lose money </w:t>
-      </w:r>
-      <w:r>
-        <w:rPr>
-          <w:rFonts w:ascii="Georgia" w:eastAsia="Georgia" w:hAnsi="Georgia" w:cs="Georgia"/>
-          <w:sz w:val="21"/>
-          <w:szCs w:val="21"/>
-        </w:rPr>
-        <w:t>even though</w:t>
-      </w:r>
-      <w:r>
-        <w:rPr>
-          <w:rFonts w:ascii="Georgia" w:eastAsia="Georgia" w:hAnsi="Georgia" w:cs="Georgia"/>
-          <w:sz w:val="21"/>
-          <w:szCs w:val="21"/>
-        </w:rPr>
-        <w:t xml:space="preserve"> tomatoes </w:t>
-      </w:r>
-      <w:r>
-        <w:rPr>
-          <w:rFonts w:ascii="Georgia" w:eastAsia="Georgia" w:hAnsi="Georgia" w:cs="Georgia"/>
-          <w:sz w:val="21"/>
-          <w:szCs w:val="21"/>
-        </w:rPr>
-        <w:t>are</w:t>
-      </w:r>
-      <w:r>
-        <w:rPr>
-          <w:rFonts w:ascii="Georgia" w:eastAsia="Georgia" w:hAnsi="Georgia" w:cs="Georgia"/>
-          <w:sz w:val="21"/>
-          <w:szCs w:val="21"/>
-        </w:rPr>
-        <w:t xml:space="preserve"> the highest-priced crop </w:t>
-      </w:r>
-    </w:p>
-    <w:p>
-      <w:pPr>
-        <w:spacing w:after="160" w:line="276" w:lineRule="auto"/>
-        <w:rPr>
-          <w:rFonts w:ascii="Georgia" w:eastAsia="Georgia" w:hAnsi="Georgia" w:cs="Georgia"/>
-          <w:sz w:val="21"/>
-          <w:szCs w:val="21"/>
-        </w:rPr>
-      </w:pPr>
-      <w:r>
-        <w:rPr>
-          <w:rFonts w:ascii="Georgia" w:eastAsia="Georgia" w:hAnsi="Georgia" w:cs="Georgia"/>
-          <w:sz w:val="21"/>
-          <w:szCs w:val="21"/>
-        </w:rPr>
-        <w:t>C</w:t>
-      </w:r>
-      <w:r>
-        <w:rPr>
-          <w:rFonts w:ascii="Georgia" w:eastAsia="Georgia" w:hAnsi="Georgia" w:cs="Georgia"/>
-          <w:sz w:val="21"/>
-          <w:szCs w:val="21"/>
-        </w:rPr>
-        <w:t xml:space="preserve">arrots and mesclun both </w:t>
-      </w:r>
-      <w:r>
-        <w:rPr>
-          <w:rFonts w:ascii="Georgia" w:eastAsia="Georgia" w:hAnsi="Georgia" w:cs="Georgia"/>
-          <w:sz w:val="21"/>
-          <w:szCs w:val="21"/>
-        </w:rPr>
-        <w:t xml:space="preserve">spot </w:t>
-      </w:r>
-      <w:proofErr w:type="gramStart"/>
-      <w:r>
-        <w:rPr>
-          <w:rFonts w:ascii="Georgia" w:eastAsia="Georgia" w:hAnsi="Georgia" w:cs="Georgia"/>
-          <w:sz w:val="21"/>
-          <w:szCs w:val="21"/>
-        </w:rPr>
-        <w:t xml:space="preserve">before </w:t>
-      </w:r>
-      <w:r>
-        <w:rPr>
-          <w:rFonts w:ascii="Georgia" w:eastAsia="Georgia" w:hAnsi="Georgia" w:cs="Georgia"/>
-          <w:sz w:val="21"/>
-          <w:szCs w:val="21"/>
-        </w:rPr>
-        <w:t xml:space="preserve"> 20</w:t>
-      </w:r>
-      <w:proofErr w:type="gramEnd"/>
-      <w:r>
-        <w:rPr>
-          <w:rFonts w:ascii="Georgia" w:eastAsia="Georgia" w:hAnsi="Georgia" w:cs="Georgia"/>
-          <w:sz w:val="21"/>
-          <w:szCs w:val="21"/>
-        </w:rPr>
-        <w:t>- and 30-bed caps</w:t>
-      </w:r>
-      <w:r>
-        <w:rPr>
-          <w:rFonts w:ascii="Georgia" w:eastAsia="Georgia" w:hAnsi="Georgia" w:cs="Georgia"/>
-          <w:sz w:val="21"/>
-          <w:szCs w:val="21"/>
-        </w:rPr>
-        <w:t>. A</w:t>
-      </w:r>
-      <w:r>
-        <w:rPr>
-          <w:rFonts w:ascii="Georgia" w:eastAsia="Georgia" w:hAnsi="Georgia" w:cs="Georgia"/>
-          <w:sz w:val="21"/>
-          <w:szCs w:val="21"/>
-        </w:rPr>
-        <w:t xml:space="preserve">t bed 20, carrots would still </w:t>
-      </w:r>
-      <w:r>
-        <w:rPr>
-          <w:rFonts w:ascii="Georgia" w:eastAsia="Georgia" w:hAnsi="Georgia" w:cs="Georgia"/>
-          <w:sz w:val="21"/>
-          <w:szCs w:val="21"/>
-        </w:rPr>
-        <w:t>make money</w:t>
-      </w:r>
-      <w:r>
-        <w:rPr>
-          <w:rFonts w:ascii="Georgia" w:eastAsia="Georgia" w:hAnsi="Georgia" w:cs="Georgia"/>
-          <w:sz w:val="21"/>
-          <w:szCs w:val="21"/>
-        </w:rPr>
-        <w:t xml:space="preserve"> by about $353</w:t>
-      </w:r>
-      <w:r>
-        <w:rPr>
-          <w:rFonts w:ascii="Georgia" w:eastAsia="Georgia" w:hAnsi="Georgia" w:cs="Georgia"/>
-          <w:sz w:val="21"/>
-          <w:szCs w:val="21"/>
-        </w:rPr>
-        <w:t>. A</w:t>
-      </w:r>
-      <w:r>
-        <w:rPr>
-          <w:rFonts w:ascii="Georgia" w:eastAsia="Georgia" w:hAnsi="Georgia" w:cs="Georgia"/>
-          <w:sz w:val="21"/>
-          <w:szCs w:val="21"/>
-        </w:rPr>
-        <w:t xml:space="preserve">t bed 30, mesclun </w:t>
-      </w:r>
-      <w:r>
-        <w:rPr>
-          <w:rFonts w:ascii="Georgia" w:eastAsia="Georgia" w:hAnsi="Georgia" w:cs="Georgia"/>
-          <w:sz w:val="21"/>
-          <w:szCs w:val="21"/>
-        </w:rPr>
-        <w:t>profits</w:t>
-      </w:r>
-      <w:r>
-        <w:rPr>
-          <w:rFonts w:ascii="Georgia" w:eastAsia="Georgia" w:hAnsi="Georgia" w:cs="Georgia"/>
-          <w:sz w:val="21"/>
-          <w:szCs w:val="21"/>
-        </w:rPr>
-        <w:t xml:space="preserve"> about $246. If more growing space becomes available, </w:t>
-      </w:r>
-      <w:r>
-        <w:rPr>
-          <w:rFonts w:ascii="Georgia" w:eastAsia="Georgia" w:hAnsi="Georgia" w:cs="Georgia"/>
-          <w:sz w:val="21"/>
-          <w:szCs w:val="21"/>
-        </w:rPr>
-        <w:t xml:space="preserve">I would add more carrots. </w:t>
-      </w:r>
-      <w:r>
-        <w:rPr>
-          <w:rFonts w:ascii="Georgia" w:eastAsia="Georgia" w:hAnsi="Georgia" w:cs="Georgia"/>
-          <w:sz w:val="21"/>
-          <w:szCs w:val="21"/>
-        </w:rPr>
-        <w:t xml:space="preserve"> </w:t>
-      </w:r>
-      <w:r>
-        <w:rPr>
-          <w:rFonts w:ascii="Georgia" w:eastAsia="Georgia" w:hAnsi="Georgia" w:cs="Georgia"/>
-          <w:sz w:val="21"/>
-          <w:szCs w:val="21"/>
-        </w:rPr>
-        <w:t xml:space="preserve">You don’t need to worry about </w:t>
-      </w:r>
-      <w:r>
-        <w:rPr>
-          <w:rFonts w:ascii="Georgia" w:eastAsia="Georgia" w:hAnsi="Georgia" w:cs="Georgia"/>
-          <w:sz w:val="21"/>
-          <w:szCs w:val="21"/>
-        </w:rPr>
-        <w:t xml:space="preserve">a fourth worker constraining this plan; both </w:t>
-      </w:r>
-    </w:p>
-    <w:p>
-      <w:pPr>
-        <w:spacing w:after="160" w:line="276" w:lineRule="auto"/>
-        <w:rPr>
-          <w:rFonts w:ascii="Georgia" w:eastAsia="Georgia" w:hAnsi="Georgia" w:cs="Georgia"/>
-          <w:sz w:val="21"/>
-          <w:szCs w:val="21"/>
-        </w:rPr>
-      </w:pPr>
-      <w:r>
-        <w:rPr>
-          <w:rFonts w:ascii="Georgia" w:eastAsia="Georgia" w:hAnsi="Georgia" w:cs="Georgia"/>
-          <w:sz w:val="21"/>
-          <w:szCs w:val="21"/>
-        </w:rPr>
-        <w:t xml:space="preserve">AI Says: If </w:t>
-      </w:r>
-      <w:r>
-        <w:rPr>
-          <w:rFonts w:ascii="Georgia" w:eastAsia="Georgia" w:hAnsi="Georgia" w:cs="Georgia"/>
-          <w:sz w:val="21"/>
-          <w:szCs w:val="21"/>
-        </w:rPr>
-        <w:t xml:space="preserve">labor </w:t>
-      </w:r>
-      <w:r>
-        <w:rPr>
-          <w:rFonts w:ascii="Georgia" w:eastAsia="Georgia" w:hAnsi="Georgia" w:cs="Georgia"/>
-          <w:sz w:val="21"/>
-          <w:szCs w:val="21"/>
-        </w:rPr>
-        <w:t>is</w:t>
-      </w:r>
-      <w:r>
-        <w:rPr>
-          <w:rFonts w:ascii="Georgia" w:eastAsia="Georgia" w:hAnsi="Georgia" w:cs="Georgia"/>
-          <w:sz w:val="21"/>
-          <w:szCs w:val="21"/>
-        </w:rPr>
-        <w:t xml:space="preserve"> available at $17.36</w:t>
-      </w:r>
-      <w:r>
-        <w:rPr>
-          <w:rFonts w:ascii="Georgia" w:eastAsia="Georgia" w:hAnsi="Georgia" w:cs="Georgia"/>
-          <w:sz w:val="21"/>
-          <w:szCs w:val="21"/>
-        </w:rPr>
-        <w:t xml:space="preserve">, </w:t>
-      </w:r>
-      <w:r>
-        <w:rPr>
-          <w:rFonts w:ascii="Georgia" w:eastAsia="Georgia" w:hAnsi="Georgia" w:cs="Georgia"/>
-          <w:sz w:val="21"/>
-          <w:szCs w:val="21"/>
-        </w:rPr>
-        <w:t>the better plan pushes carrots and mesclun all the way to caps (60 beds). But labor is not actually hired that way — it comes in whole 1,440-hour blocks — and going to 60 beds would mean paying for a fourth worker’s largely idle time. That is why the recommendation above holds at 57 beds rather than 60: it is the plan that wins once real hiring lumps are priced in, not the smooth-labor ideal. If flexible or part-time labor becomes available, this recommendation should be revisited.</w:t>
-      </w:r>
-    </w:p>
-    <w:p>
-      <w:pPr>
-        <w:spacing w:after="160" w:line="276" w:lineRule="auto"/>
-        <w:rPr>
-          <w:rFonts w:ascii="Georgia" w:eastAsia="Georgia" w:hAnsi="Georgia" w:cs="Georgia"/>
-          <w:sz w:val="21"/>
-          <w:szCs w:val="21"/>
-        </w:rPr>
-      </w:pPr>
-    </w:p>
-    <w:p>
-      <w:pPr>
-        <w:spacing w:after="240"/>
-        <w:jc w:val="center"/>
-      </w:pPr>
-      <w:r>
-        <w:rPr>
-          <w:rFonts w:ascii="Georgia" w:eastAsia="Georgia" w:hAnsi="Georgia" w:cs="Georgia"/>
-          <w:b/>
-          <w:bCs/>
-          <w:sz w:val="30"/>
-          <w:szCs w:val="30"/>
-        </w:rPr>
-        <w:t>Reflection</w:t>
-      </w:r>
-      <w:r>
-        <w:rPr>
-          <w:rFonts w:ascii="Georgia" w:eastAsia="Georgia" w:hAnsi="Georgia" w:cs="Georgia"/>
-          <w:b/>
-          <w:bCs/>
-          <w:sz w:val="30"/>
-          <w:szCs w:val="30"/>
-        </w:rPr>
-        <w:t xml:space="preserve"> </w:t>
-      </w:r>
-    </w:p>
-    <w:p>
-      <w:pPr>
-        <w:pStyle w:val="NormalWeb"/>
-      </w:pPr>
-      <w:r>
-        <w:t>My original hypothesis (7 tomatoes / 18 carrots / 22 mesclun, 47 beds) was too conservative on every crop</w:t>
-      </w:r>
-      <w:r>
-        <w:t xml:space="preserve">, only making </w:t>
-      </w:r>
-      <w:r>
-        <w:t xml:space="preserve">$5,252 </w:t>
-      </w:r>
-      <w:r>
-        <w:t>but way less than the</w:t>
-      </w:r>
-      <w:r>
-        <w:t xml:space="preserve"> 10 / 19 / 28 </w:t>
-      </w:r>
-      <w:proofErr w:type="spellStart"/>
-      <w:r>
-        <w:t>split.</w:t>
-      </w:r>
-      <w:proofErr w:type="spellEnd"/>
-    </w:p>
-    <w:p>
-      <w:pPr>
-        <w:pStyle w:val="NormalWeb"/>
-      </w:pPr>
-      <w:r>
-        <w:t xml:space="preserve">I instinctually thought </w:t>
-      </w:r>
-      <w:r>
-        <w:t>that tomatoes</w:t>
-      </w:r>
-      <w:r>
-        <w:t xml:space="preserve"> having </w:t>
-      </w:r>
-      <w:proofErr w:type="gramStart"/>
-      <w:r>
-        <w:t xml:space="preserve">a </w:t>
-      </w:r>
-      <w:r>
-        <w:t xml:space="preserve"> high</w:t>
-      </w:r>
-      <w:proofErr w:type="gramEnd"/>
-      <w:r>
-        <w:t xml:space="preserve"> price needed to be balanced against </w:t>
-      </w:r>
-      <w:r>
-        <w:t>the</w:t>
-      </w:r>
-      <w:r>
-        <w:t xml:space="preserve"> labor cost</w:t>
-      </w:r>
-      <w:r>
-        <w:t xml:space="preserve"> and </w:t>
-      </w:r>
-      <w:r>
-        <w:t xml:space="preserve">carrots and mesclun's </w:t>
-      </w:r>
-      <w:r>
-        <w:t xml:space="preserve">having </w:t>
-      </w:r>
-      <w:r>
-        <w:t xml:space="preserve">diminishing returns meant more of them </w:t>
-      </w:r>
-      <w:r>
-        <w:t>better</w:t>
-      </w:r>
-      <w:r>
-        <w:t xml:space="preserve">. </w:t>
-      </w:r>
-      <w:r>
-        <w:t xml:space="preserve">It was still that </w:t>
-      </w:r>
-      <w:r>
-        <w:t>mesclun gets the most beds, tomatoes the fewest</w:t>
-      </w:r>
-      <w:r>
-        <w:t xml:space="preserve">. </w:t>
-      </w:r>
-      <w:proofErr w:type="spellStart"/>
-      <w:r>
-        <w:t>T</w:t>
-      </w:r>
-      <w:r>
-        <w:t>the</w:t>
-      </w:r>
-      <w:proofErr w:type="spellEnd"/>
-      <w:r>
-        <w:t xml:space="preserve"> model shows tomatoes have a </w:t>
-      </w:r>
-      <w:r>
-        <w:t>calculatable</w:t>
-      </w:r>
-      <w:r>
-        <w:t xml:space="preserve"> stopping so 10 is the real limit</w:t>
-      </w:r>
-      <w:r>
-        <w:t xml:space="preserve"> instead of</w:t>
-      </w:r>
-      <w:r>
-        <w:t xml:space="preserve"> 7. </w:t>
-      </w:r>
-      <w:r>
-        <w:t xml:space="preserve">I was mostly wrong about </w:t>
-      </w:r>
-      <w:r>
-        <w:t>mesclun,</w:t>
-      </w:r>
-      <w:r>
-        <w:t xml:space="preserve"> </w:t>
-      </w:r>
-      <w:r>
-        <w:t>the</w:t>
-      </w:r>
-      <w:r>
-        <w:t xml:space="preserve"> diminishing-</w:t>
-      </w:r>
-      <w:proofErr w:type="gramStart"/>
-      <w:r>
-        <w:t xml:space="preserve">returns  </w:t>
-      </w:r>
-      <w:r>
-        <w:t>isn’t</w:t>
-      </w:r>
-      <w:proofErr w:type="gramEnd"/>
-      <w:r>
-        <w:t xml:space="preserve"> that bad so I should have added more. </w:t>
-      </w:r>
-      <w:r>
-        <w:t xml:space="preserve"> </w:t>
-      </w:r>
-      <w:r>
-        <w:t xml:space="preserve">However, </w:t>
-      </w:r>
-      <w:r>
-        <w:t xml:space="preserve">my plan only needed 2 temp workers; the </w:t>
-      </w:r>
-      <w:r>
-        <w:t>analyzed</w:t>
-      </w:r>
-      <w:r>
-        <w:t xml:space="preserve"> plan needs 3</w:t>
-      </w:r>
-      <w:r>
-        <w:t xml:space="preserve">, but </w:t>
-      </w:r>
-      <w:proofErr w:type="spellStart"/>
-      <w:r>
-        <w:t>its</w:t>
-      </w:r>
-      <w:proofErr w:type="spellEnd"/>
-      <w:r>
-        <w:t xml:space="preserve"> worth it in the end for profit.</w:t>
+        <w:t xml:space="preserve">I instinctually thought that tomatoes having a  high price needed to be balanced against the labor cost and carrots and mesclun's having diminishing returns meant more of them better. It was still that mesclun gets the most beds, tomatoes the fewest. Tthe model shows tomatoes have a calculatable stopping so 10 is the real limit instead of 7. I was mostly wrong about mesclun, the diminishing-returns  isn’t that bad so I should have added more.  However, my plan only needed 2 temp workers; the analyzed plan needs 3, but its worth it in the end for profit.</w:t>
       </w:r>
     </w:p>
     <w:p>

--- a/analysis/figures/Nicolina-Perfect Competition Memo and Reflection.docx
+++ b/analysis/figures/Nicolina-Perfect Competition Memo and Reflection.docx
@@ -33,7 +33,7 @@
           <w:sz w:val="21"/>
           <w:szCs w:val="21"/>
         </w:rPr>
-        <w:t xml:space="preserve">Recommendation: plant 10 beds of tomatoes, 19 of carrots, and 28 of mesclun </w:t>
+        <w:t xml:space="preserve">Recommendation: plant 10 beds of tomatoes, 20 of carrots, and 30 of mesclun </w:t>
       </w:r>
     </w:p>
     <w:p>
@@ -51,7 +51,7 @@
           <w:sz w:val="21"/>
           <w:szCs w:val="21"/>
         </w:rPr>
-        <w:t xml:space="preserve">That uses 57 of the 64 beds </w:t>
+        <w:t xml:space="preserve">That uses 60 of the 64 beds </w:t>
       </w:r>
     </w:p>
     <w:p>
@@ -69,7 +69,7 @@
           <w:sz w:val="21"/>
           <w:szCs w:val="21"/>
         </w:rPr>
-        <w:t xml:space="preserve">3 temporary workers </w:t>
+        <w:t xml:space="preserve">4,557 of the 5,760 hours of temp labor available (bought by the hour, not hired as whole workers) </w:t>
       </w:r>
     </w:p>
     <w:p>
@@ -87,7 +87,7 @@
           <w:sz w:val="21"/>
           <w:szCs w:val="21"/>
         </w:rPr>
-        <w:t xml:space="preserve">Profit of $16,586. </w:t>
+        <w:t xml:space="preserve">Profit of $42,762. </w:t>
       </w:r>
     </w:p>
     <w:p>
@@ -118,7 +118,7 @@
           <w:sz w:val="21"/>
           <w:szCs w:val="21"/>
         </w:rPr>
-        <w:t xml:space="preserve">Carrots and mesclun both spot before  20- and 30-bed caps. At bed 20, carrots would still make money by about $353. At bed 30, mesclun profits about $246. If more growing space becomes available, I would add more carrots.  You don’t need to worry about a fourth worker constraining this plan; both </w:t>
+        <w:t xml:space="preserve">Carrots and mesclun both go all the way to their 20- and 30-bed caps. At bed 20, carrots still earns about $406 at the margin. At bed 30, mesclun still earns about $280. If more growing space becomes available, I would add more of both. There’s no discrete-worker cliff to worry about here — temp labor is priced by the hour, not hired in whole-worker blocks. </w:t>
       </w:r>
     </w:p>
     <w:p>
@@ -136,7 +136,7 @@
           <w:sz w:val="21"/>
           <w:szCs w:val="21"/>
         </w:rPr>
-        <w:t xml:space="preserve">AI Says: If labor is available at $17.36, the better plan pushes carrots and mesclun all the way to caps (60 beds). But labor is not actually hired that way — it comes in whole 1,440-hour blocks — and going to 60 beds would mean paying for a fourth worker’s largely idle time. That is why the recommendation above holds at 57 beds rather than 60: it is the plan that wins once real hiring lumps are priced in, not the smooth-labor ideal. If flexible or part-time labor becomes available, this recommendation should be revisited.</w:t>
+        <w:t xml:space="preserve">AI Says: an earlier draft of this model priced temp labor in discrete $25,000/1,440-hour blocks, which made hiring a whole fourth worker for just a few extra beds look unaffordable — that convention held carrots and mesclun back from their caps at 57 total beds and $16,586 profit. That convention was wrong for this case: temp labor is bought continuously by the hour at $17.36, capped at 5,760 hours (4 workers’ worth) in total, not hired in worker-sized lumps. Under the correct convention, the smooth-labor plan is the right one: carrots and mesclun both clear their marginal-cost test all the way to their caps, and the farm uses only 4,557 of its 5,760 available temp hours — comfortably within capacity. That raises the recommendation to 10/20/30 beds and $42,762 profit.</w:t>
       </w:r>
     </w:p>
     <w:p>
@@ -154,7 +154,7 @@
           <w:sz w:val="21"/>
           <w:szCs w:val="21"/>
         </w:rPr>
-        <w:t xml:space="preserve">AI Says — filling in why the split isn’t one story: tomatoes stop at 10 on diminishing returns alone, bed 11’s own marginal cost ($9,391) already exceeds its $8,800 price, no labor-hiring nuance needed. Carrots and mesclun are different: at 19 and 28 beds, the farm has already used 5,029 of the 5,040 hours the farmer and her 3 temp workers provide together, about 10 hours of slack. Priced smoothly, carrot bed 20 would still earn about $406 on its own, and mesclun bed 29 about $313. But taking any one of them pushes total hours past 5,040 and forces hiring a whole fourth worker ($25,000 for 1,440 hours) to cover it, which is why adding any single one of these three beds actually lowers total profit (tomato bed 11: −$17,080; carrot bed 20: −$23,346; mesclun bed 29: −$23,180), even though carrots and mesclun look profitable bed-by-bed in isolation. The farm isn’t out of hireable labor, a fourth worker is allowed; it’s that the next available block of labor costs more than what’s left to grow can earn.</w:t>
+        <w:t xml:space="preserve">AI Says — correcting the earlier note above now that labor is priced by the hour: tomatoes are still the only crop whose own marginal cost catches up to its price — bed 11’s marginal cost ($9,391) exceeds its $8,800 price, so 10 remains the right stopping point from diminishing returns alone. Carrots and mesclun never hit that wall within their caps: at bed 20, carrots’ marginal cost is $1,688 against a $2,094 price (about $406 of margin left); at bed 30, mesclun’s marginal cost is $2,420 against $2,700 (about $280 left). Since price exceeds marginal cost at every bed up to the physical cap for both crops, it’s the caps — not the economics — that stop them, so the right plan plants all 20 carrot beds and all 30 mesclun beds.</w:t>
       </w:r>
     </w:p>
     <w:p>
@@ -188,7 +188,7 @@
         <w:pStyle w:val="NormalWeb"/>
       </w:pPr>
       <w:r>
-        <w:t xml:space="preserve">My original hypothesis (7 tomatoes / 18 carrots / 22 mesclun, 47 beds) was too conservative on every crop, only making $5,252 but way less than the 10 / 19 / 28 split.</w:t>
+        <w:t xml:space="preserve">My original hypothesis (7 tomatoes / 18 carrots / 22 mesclun, 47 beds) was too conservative on every crop, only making $34,233 versus the 10 / 20 / 30 split’s $42,762.</w:t>
       </w:r>
     </w:p>
     <w:p>
@@ -196,7 +196,7 @@
         <w:pStyle w:val="NormalWeb"/>
       </w:pPr>
       <w:r>
-        <w:t xml:space="preserve">I instinctually thought that tomatoes having a  high price needed to be balanced against the labor cost and carrots and mesclun's having diminishing returns meant more of them better. It was still that mesclun gets the most beds, tomatoes the fewest. Tthe model shows tomatoes have a calculatable stopping so 10 is the real limit instead of 7. I was mostly wrong about mesclun, the diminishing-returns  isn’t that bad so I should have added more.  However, my plan only needed 2 temp workers; the analyzed plan needs 3, but its worth it in the end for profit.</w:t>
+        <w:t xml:space="preserve">I instinctually thought that tomatoes having a high price needed to be balanced against the labor cost and carrots and mesclun's having diminishing returns meant more of them better. It was still that mesclun gets the most beds, tomatoes the fewest. The model shows tomatoes have a calculatable stopping so 10 is the real limit instead of 7. I was mostly wrong about mesclun and carrots, the diminishing-returns isn’t that bad so both should go all the way to their bed caps, not stop early. My plan only used about 2,651 hours of temp labor; the analyzed plan uses about 4,557, but it's worth it in the end for profit.</w:t>
       </w:r>
     </w:p>
     <w:p>
